--- a/exercises/Bài tập 055 - Câu tường thuật câu hỏi.docx
+++ b/exercises/Bài tập 055 - Câu tường thuật câu hỏi.docx
@@ -9,6 +9,7 @@
         <w:rPr>
           <w:rFonts w:ascii="Arial" w:hAnsi="Arial" w:cs="Arial"/>
           <w:b/>
+          <w:color w:val="000000"/>
           <w:sz w:val="32"/>
         </w:rPr>
       </w:pPr>
@@ -16,6 +17,7 @@
         <w:rPr>
           <w:rFonts w:ascii="Arial" w:hAnsi="Arial" w:cs="Arial"/>
           <w:b/>
+          <w:color w:val="000000"/>
           <w:sz w:val="32"/>
         </w:rPr>
         <w:t>BÀI TẬP NGÀY 55</w:t>
@@ -28,6 +30,7 @@
         <w:rPr>
           <w:rFonts w:ascii="Arial" w:hAnsi="Arial" w:cs="Arial"/>
           <w:b/>
+          <w:color w:val="000000"/>
           <w:sz w:val="36"/>
         </w:rPr>
       </w:pPr>
@@ -35,631 +38,1600 @@
         <w:rPr>
           <w:rFonts w:ascii="Arial" w:hAnsi="Arial" w:cs="Arial"/>
           <w:b/>
+          <w:color w:val="000000"/>
           <w:sz w:val="36"/>
         </w:rPr>
         <w:t>CÂU TƯỜNG THUẬT – CÂU HỎI</w:t>
       </w:r>
     </w:p>
     <w:p>
-      <w:r>
+      <w:pPr>
+        <w:rPr>
+          <w:color w:val="000000"/>
+        </w:rPr>
+      </w:pPr>
+      <w:r>
+        <w:rPr>
+          <w:color w:val="000000"/>
+        </w:rPr>
         <w:t>Họ và tên: __________________________                         Điểm: ________/100</w:t>
       </w:r>
     </w:p>
     <w:p>
       <w:pPr>
         <w:pStyle w:val="Heading1"/>
+        <w:spacing w:before="60"/>
       </w:pPr>
       <w:r>
         <w:t>PHẦN 1. CHỌN ĐÁP ÁN ĐÚNG (10 điểm)</w:t>
       </w:r>
     </w:p>
     <w:p>
-      <w:r>
+      <w:pPr>
+        <w:spacing w:before="80" w:after="120"/>
+        <w:rPr>
+          <w:color w:val="000000"/>
+        </w:rPr>
+      </w:pPr>
+      <w:r>
+        <w:rPr>
+          <w:color w:val="000000"/>
+        </w:rPr>
         <w:t>1. He asked ______ I was busy.   A. that   B. if   C. what</w:t>
       </w:r>
     </w:p>
     <w:p>
-      <w:r>
+      <w:pPr>
+        <w:spacing w:before="120" w:after="120"/>
+        <w:rPr>
+          <w:color w:val="000000"/>
+        </w:rPr>
+      </w:pPr>
+      <w:r>
+        <w:rPr>
+          <w:color w:val="000000"/>
+        </w:rPr>
         <w:t>2. She asked me ______ I lived.   A. where   B. if where   C. that</w:t>
       </w:r>
     </w:p>
     <w:p>
-      <w:r>
+      <w:pPr>
+        <w:spacing w:before="120" w:after="120"/>
+        <w:rPr>
+          <w:color w:val="000000"/>
+        </w:rPr>
+      </w:pPr>
+      <w:r>
+        <w:rPr>
+          <w:color w:val="000000"/>
+        </w:rPr>
         <w:t>3. He asked where ______.   A. was I   B. I was   C. am I</w:t>
       </w:r>
     </w:p>
     <w:p>
-      <w:r>
+      <w:pPr>
+        <w:spacing w:before="120" w:after="120"/>
+        <w:rPr>
+          <w:color w:val="000000"/>
+        </w:rPr>
+      </w:pPr>
+      <w:r>
+        <w:rPr>
+          <w:color w:val="000000"/>
+        </w:rPr>
         <w:t>4. Lan asked ______ I worked there.   A. did   B. whether   C. that</w:t>
       </w:r>
     </w:p>
     <w:p>
-      <w:r>
+      <w:pPr>
+        <w:spacing w:before="120" w:after="120"/>
+        <w:rPr>
+          <w:color w:val="000000"/>
+        </w:rPr>
+      </w:pPr>
+      <w:r>
+        <w:rPr>
+          <w:color w:val="000000"/>
+        </w:rPr>
         <w:t>5. She asked what I ______.   A. bought   B. had bought   C. did buy</w:t>
       </w:r>
     </w:p>
     <w:p>
-      <w:r>
+      <w:pPr>
+        <w:spacing w:before="120" w:after="120"/>
+        <w:rPr>
+          <w:color w:val="000000"/>
+        </w:rPr>
+      </w:pPr>
+      <w:r>
+        <w:rPr>
+          <w:color w:val="000000"/>
+        </w:rPr>
         <w:t>6. He asked if I ______ come.   A. will   B. would   C. can</w:t>
       </w:r>
     </w:p>
     <w:p>
-      <w:r>
+      <w:pPr>
+        <w:spacing w:before="120" w:after="120"/>
+        <w:rPr>
+          <w:color w:val="000000"/>
+        </w:rPr>
+      </w:pPr>
+      <w:r>
+        <w:rPr>
+          <w:color w:val="000000"/>
+        </w:rPr>
         <w:t>7. Mai asked whether I ______ swim.   A. could   B. can   C. did can</w:t>
       </w:r>
     </w:p>
     <w:p>
-      <w:r>
+      <w:pPr>
+        <w:spacing w:before="120" w:after="120"/>
+        <w:rPr>
+          <w:color w:val="000000"/>
+        </w:rPr>
+      </w:pPr>
+      <w:r>
+        <w:rPr>
+          <w:color w:val="000000"/>
+        </w:rPr>
         <w:t>8. She asked who ______ me.   A. did call   B. had called   C. called did</w:t>
       </w:r>
     </w:p>
     <w:p>
-      <w:r>
+      <w:pPr>
+        <w:spacing w:before="120" w:after="120"/>
+        <w:rPr>
+          <w:color w:val="000000"/>
+        </w:rPr>
+      </w:pPr>
+      <w:r>
+        <w:rPr>
+          <w:color w:val="000000"/>
+        </w:rPr>
         <w:t>9. He ______ me why I was late.   A. told   B. said   C. asked</w:t>
       </w:r>
     </w:p>
     <w:p>
-      <w:r>
+      <w:pPr>
+        <w:spacing w:before="120" w:after="120"/>
+        <w:rPr>
+          <w:color w:val="000000"/>
+        </w:rPr>
+      </w:pPr>
+      <w:r>
+        <w:rPr>
+          <w:color w:val="000000"/>
+        </w:rPr>
         <w:t>10. “tomorrow” usually becomes ______.   A. the next day   B. that day   C. before</w:t>
       </w:r>
     </w:p>
     <w:p>
       <w:pPr>
         <w:pStyle w:val="Heading1"/>
+        <w:spacing w:before="240"/>
       </w:pPr>
       <w:r>
         <w:t>PHẦN 2. CHỌN IF/WHETHER HOẶC TỪ HỎI PHÙ HỢP (10 điểm)</w:t>
       </w:r>
     </w:p>
     <w:p>
-      <w:r>
+      <w:pPr>
+        <w:spacing w:before="80" w:after="120"/>
+        <w:rPr>
+          <w:color w:val="000000"/>
+        </w:rPr>
+      </w:pPr>
+      <w:r>
+        <w:rPr>
+          <w:color w:val="000000"/>
+        </w:rPr>
         <w:t>1. “Are you tired?” → She asked ______ I was tired.</w:t>
       </w:r>
     </w:p>
     <w:p>
-      <w:r>
+      <w:pPr>
+        <w:spacing w:before="120" w:after="120"/>
+        <w:rPr>
+          <w:color w:val="000000"/>
+        </w:rPr>
+      </w:pPr>
+      <w:r>
+        <w:rPr>
+          <w:color w:val="000000"/>
+        </w:rPr>
         <w:t>2. “Where do you work?” → He asked ______ I worked.</w:t>
       </w:r>
     </w:p>
     <w:p>
-      <w:r>
+      <w:pPr>
+        <w:spacing w:before="120" w:after="120"/>
+        <w:rPr>
+          <w:color w:val="000000"/>
+        </w:rPr>
+      </w:pPr>
+      <w:r>
+        <w:rPr>
+          <w:color w:val="000000"/>
+        </w:rPr>
         <w:t>3. “Will Lan come?” → Nam asked ______ Lan would come.</w:t>
       </w:r>
     </w:p>
     <w:p>
-      <w:r>
+      <w:pPr>
+        <w:spacing w:before="120" w:after="120"/>
+        <w:rPr>
+          <w:color w:val="000000"/>
+        </w:rPr>
+      </w:pPr>
+      <w:r>
+        <w:rPr>
+          <w:color w:val="000000"/>
+        </w:rPr>
         <w:t>4. “Why are you crying?” → Mai asked ______ I was crying.</w:t>
       </w:r>
     </w:p>
     <w:p>
-      <w:r>
+      <w:pPr>
+        <w:spacing w:before="120" w:after="120"/>
+        <w:rPr>
+          <w:color w:val="000000"/>
+        </w:rPr>
+      </w:pPr>
+      <w:r>
+        <w:rPr>
+          <w:color w:val="000000"/>
+        </w:rPr>
         <w:t>5. “When does the shop open?” → He asked ______ the shop opened.</w:t>
       </w:r>
     </w:p>
     <w:p>
-      <w:r>
+      <w:pPr>
+        <w:spacing w:before="120" w:after="120"/>
+        <w:rPr>
+          <w:color w:val="000000"/>
+        </w:rPr>
+      </w:pPr>
+      <w:r>
+        <w:rPr>
+          <w:color w:val="000000"/>
+        </w:rPr>
         <w:t>6. “Can you swim?” → She asked ______ I could swim.</w:t>
       </w:r>
     </w:p>
     <w:p>
-      <w:r>
+      <w:pPr>
+        <w:spacing w:before="120" w:after="120"/>
+        <w:rPr>
+          <w:color w:val="000000"/>
+        </w:rPr>
+      </w:pPr>
+      <w:r>
+        <w:rPr>
+          <w:color w:val="000000"/>
+        </w:rPr>
         <w:t>7. “Who called?” → Lan asked ______ had called.</w:t>
       </w:r>
     </w:p>
     <w:p>
-      <w:r>
+      <w:pPr>
+        <w:spacing w:before="120" w:after="120"/>
+        <w:rPr>
+          <w:color w:val="000000"/>
+        </w:rPr>
+      </w:pPr>
+      <w:r>
+        <w:rPr>
+          <w:color w:val="000000"/>
+        </w:rPr>
         <w:t>8. “How much is this?” → I asked ______ much that was.</w:t>
       </w:r>
     </w:p>
     <w:p>
-      <w:r>
+      <w:pPr>
+        <w:spacing w:before="120" w:after="120"/>
+        <w:rPr>
+          <w:color w:val="000000"/>
+        </w:rPr>
+      </w:pPr>
+      <w:r>
+        <w:rPr>
+          <w:color w:val="000000"/>
+        </w:rPr>
         <w:t>9. “Which bus goes downtown?” → He asked ______ bus went downtown.</w:t>
       </w:r>
     </w:p>
     <w:p>
-      <w:r>
+      <w:pPr>
+        <w:spacing w:before="120" w:after="120"/>
+        <w:rPr>
+          <w:color w:val="000000"/>
+        </w:rPr>
+      </w:pPr>
+      <w:r>
+        <w:rPr>
+          <w:color w:val="000000"/>
+        </w:rPr>
         <w:t>10. “Have they finished?” → The teacher asked ______ they had finished.</w:t>
       </w:r>
     </w:p>
     <w:p>
       <w:pPr>
         <w:pStyle w:val="Heading1"/>
+        <w:spacing w:before="240"/>
       </w:pPr>
       <w:r>
         <w:t>PHẦN 3. SẮP XẾP THEO TRẬT TỰ CÂU KỂ (10 điểm)</w:t>
       </w:r>
     </w:p>
     <w:p>
-      <w:r>
+      <w:pPr>
+        <w:spacing w:before="80" w:after="120"/>
+        <w:rPr>
+          <w:color w:val="000000"/>
+        </w:rPr>
+      </w:pPr>
+      <w:r>
+        <w:rPr>
+          <w:color w:val="000000"/>
+        </w:rPr>
         <w:t>1. where / I / lived → ______________________________</w:t>
       </w:r>
     </w:p>
     <w:p>
-      <w:r>
+      <w:pPr>
+        <w:spacing w:before="120" w:after="120"/>
+        <w:rPr>
+          <w:color w:val="000000"/>
+        </w:rPr>
+      </w:pPr>
+      <w:r>
+        <w:rPr>
+          <w:color w:val="000000"/>
+        </w:rPr>
         <w:t>2. if / she / was / busy → ______________________________</w:t>
       </w:r>
     </w:p>
     <w:p>
-      <w:r>
+      <w:pPr>
+        <w:spacing w:before="120" w:after="120"/>
+        <w:rPr>
+          <w:color w:val="000000"/>
+        </w:rPr>
+      </w:pPr>
+      <w:r>
+        <w:rPr>
+          <w:color w:val="000000"/>
+        </w:rPr>
         <w:t>3. why / he / had left → ______________________________</w:t>
       </w:r>
     </w:p>
     <w:p>
-      <w:r>
+      <w:pPr>
+        <w:spacing w:before="120" w:after="120"/>
+        <w:rPr>
+          <w:color w:val="000000"/>
+        </w:rPr>
+      </w:pPr>
+      <w:r>
+        <w:rPr>
+          <w:color w:val="000000"/>
+        </w:rPr>
         <w:t>4. whether / they / could come → ______________________________</w:t>
       </w:r>
     </w:p>
     <w:p>
-      <w:r>
+      <w:pPr>
+        <w:spacing w:before="120" w:after="120"/>
+        <w:rPr>
+          <w:color w:val="000000"/>
+        </w:rPr>
+      </w:pPr>
+      <w:r>
+        <w:rPr>
+          <w:color w:val="000000"/>
+        </w:rPr>
         <w:t>5. when / train / would leave / the → ______________________________</w:t>
       </w:r>
     </w:p>
     <w:p>
-      <w:r>
+      <w:pPr>
+        <w:spacing w:before="120" w:after="120"/>
+        <w:rPr>
+          <w:color w:val="000000"/>
+        </w:rPr>
+      </w:pPr>
+      <w:r>
+        <w:rPr>
+          <w:color w:val="000000"/>
+        </w:rPr>
+        <w:lastRenderedPageBreak/>
         <w:t>6. what / Lan / had bought → ______________________________</w:t>
       </w:r>
     </w:p>
     <w:p>
-      <w:r>
+      <w:pPr>
+        <w:spacing w:before="120" w:after="120"/>
+        <w:rPr>
+          <w:color w:val="000000"/>
+        </w:rPr>
+      </w:pPr>
+      <w:r>
+        <w:rPr>
+          <w:color w:val="000000"/>
+        </w:rPr>
         <w:t>7. how / the machine / worked → ______________________________</w:t>
       </w:r>
     </w:p>
     <w:p>
-      <w:r>
+      <w:pPr>
+        <w:spacing w:before="120" w:after="120"/>
+        <w:rPr>
+          <w:color w:val="000000"/>
+        </w:rPr>
+      </w:pPr>
+      <w:r>
+        <w:rPr>
+          <w:color w:val="000000"/>
+        </w:rPr>
         <w:t>8. who / had called / me → ______________________________</w:t>
       </w:r>
     </w:p>
     <w:p>
-      <w:r>
+      <w:pPr>
+        <w:spacing w:before="120" w:after="120"/>
+        <w:rPr>
+          <w:color w:val="000000"/>
+        </w:rPr>
+      </w:pPr>
+      <w:r>
+        <w:rPr>
+          <w:color w:val="000000"/>
+        </w:rPr>
         <w:t>9. where / my keys / were → ______________________________</w:t>
       </w:r>
     </w:p>
     <w:p>
-      <w:r>
+      <w:pPr>
+        <w:spacing w:before="120" w:after="120"/>
+        <w:rPr>
+          <w:color w:val="000000"/>
+        </w:rPr>
+      </w:pPr>
+      <w:r>
+        <w:rPr>
+          <w:color w:val="000000"/>
+        </w:rPr>
         <w:t>10. if / the shop / was open → ______________________________</w:t>
       </w:r>
     </w:p>
     <w:p>
       <w:pPr>
         <w:pStyle w:val="Heading1"/>
+        <w:spacing w:before="240"/>
       </w:pPr>
       <w:r>
         <w:t>PHẦN 4. TƯỜNG THUẬT CÂU HỎI YES/NO (10 điểm)</w:t>
       </w:r>
     </w:p>
     <w:p>
-      <w:r>
+      <w:pPr>
+        <w:spacing w:before="80" w:after="120"/>
+        <w:rPr>
+          <w:color w:val="000000"/>
+        </w:rPr>
+      </w:pPr>
+      <w:r>
+        <w:rPr>
+          <w:color w:val="000000"/>
+        </w:rPr>
         <w:t>1. Lan asked me, “Are you tired?” → ______________________________</w:t>
       </w:r>
     </w:p>
     <w:p>
-      <w:r>
+      <w:pPr>
+        <w:spacing w:before="120" w:after="120"/>
+        <w:rPr>
+          <w:color w:val="000000"/>
+        </w:rPr>
+      </w:pPr>
+      <w:r>
+        <w:rPr>
+          <w:color w:val="000000"/>
+        </w:rPr>
         <w:t>2. Nam asked, “Do you work here?” → ______________________________</w:t>
       </w:r>
     </w:p>
     <w:p>
-      <w:r>
+      <w:pPr>
+        <w:spacing w:before="120" w:after="120"/>
+        <w:rPr>
+          <w:color w:val="000000"/>
+        </w:rPr>
+      </w:pPr>
+      <w:r>
+        <w:rPr>
+          <w:color w:val="000000"/>
+        </w:rPr>
         <w:t>3. Mai asked me, “Can you swim?” → ______________________________</w:t>
       </w:r>
     </w:p>
     <w:p>
-      <w:r>
+      <w:pPr>
+        <w:spacing w:before="120" w:after="120"/>
+        <w:rPr>
+          <w:color w:val="000000"/>
+        </w:rPr>
+      </w:pPr>
+      <w:r>
+        <w:rPr>
+          <w:color w:val="000000"/>
+        </w:rPr>
         <w:t>4. Tom asked, “Will Lan come?” → ______________________________</w:t>
       </w:r>
     </w:p>
     <w:p>
-      <w:r>
+      <w:pPr>
+        <w:spacing w:before="120" w:after="120"/>
+        <w:rPr>
+          <w:color w:val="000000"/>
+        </w:rPr>
+      </w:pPr>
+      <w:r>
+        <w:rPr>
+          <w:color w:val="000000"/>
+        </w:rPr>
         <w:t>5. Hoa asked me, “Have you finished?” → ______________________________</w:t>
       </w:r>
     </w:p>
     <w:p>
-      <w:r>
+      <w:pPr>
+        <w:spacing w:before="120" w:after="120"/>
+        <w:rPr>
+          <w:color w:val="000000"/>
+        </w:rPr>
+      </w:pPr>
+      <w:r>
+        <w:rPr>
+          <w:color w:val="000000"/>
+        </w:rPr>
         <w:t>6. The teacher asked, “Did Nam call?” → ______________________________</w:t>
       </w:r>
     </w:p>
     <w:p>
-      <w:r>
+      <w:pPr>
+        <w:spacing w:before="120" w:after="120"/>
+        <w:rPr>
+          <w:color w:val="000000"/>
+        </w:rPr>
+      </w:pPr>
+      <w:r>
+        <w:rPr>
+          <w:color w:val="000000"/>
+        </w:rPr>
         <w:t>7. Lan asked Nam, “Are you waiting for me?” → ______________________________</w:t>
       </w:r>
     </w:p>
     <w:p>
-      <w:r>
+      <w:pPr>
+        <w:spacing w:before="120" w:after="120"/>
+        <w:rPr>
+          <w:color w:val="000000"/>
+        </w:rPr>
+      </w:pPr>
+      <w:r>
+        <w:rPr>
+          <w:color w:val="000000"/>
+        </w:rPr>
         <w:t>8. He asked, “Is the shop open today?” → ______________________________</w:t>
       </w:r>
     </w:p>
     <w:p>
-      <w:r>
+      <w:pPr>
+        <w:spacing w:before="120" w:after="120"/>
+        <w:rPr>
+          <w:color w:val="000000"/>
+        </w:rPr>
+      </w:pPr>
+      <w:r>
+        <w:rPr>
+          <w:color w:val="000000"/>
+        </w:rPr>
         <w:t>9. They asked me, “May we sit here?” → ______________________________</w:t>
       </w:r>
     </w:p>
     <w:p>
-      <w:r>
+      <w:pPr>
+        <w:spacing w:before="120" w:after="120"/>
+        <w:rPr>
+          <w:color w:val="000000"/>
+        </w:rPr>
+      </w:pPr>
+      <w:r>
+        <w:rPr>
+          <w:color w:val="000000"/>
+        </w:rPr>
         <w:t>10. Mai asked, “Was the film interesting?” → ______________________________</w:t>
       </w:r>
     </w:p>
     <w:p>
       <w:pPr>
         <w:pStyle w:val="Heading1"/>
+        <w:spacing w:before="240"/>
       </w:pPr>
       <w:r>
         <w:t>PHẦN 5. TƯỜNG THUẬT CÂU HỎI WH- (10 điểm)</w:t>
       </w:r>
     </w:p>
     <w:p>
-      <w:r>
+      <w:pPr>
+        <w:spacing w:before="80" w:after="120"/>
+        <w:rPr>
+          <w:color w:val="000000"/>
+        </w:rPr>
+      </w:pPr>
+      <w:r>
+        <w:rPr>
+          <w:color w:val="000000"/>
+        </w:rPr>
         <w:t>1. Lan asked me, “Where do you live?” → ______________________________</w:t>
       </w:r>
     </w:p>
     <w:p>
-      <w:r>
+      <w:pPr>
+        <w:spacing w:before="120" w:after="120"/>
+        <w:rPr>
+          <w:color w:val="000000"/>
+        </w:rPr>
+      </w:pPr>
+      <w:r>
+        <w:rPr>
+          <w:color w:val="000000"/>
+        </w:rPr>
         <w:t>2. Nam asked, “Why is Mai late?” → ______________________________</w:t>
       </w:r>
     </w:p>
     <w:p>
-      <w:r>
+      <w:pPr>
+        <w:spacing w:before="120" w:after="120"/>
+        <w:rPr>
+          <w:color w:val="000000"/>
+        </w:rPr>
+      </w:pPr>
+      <w:r>
+        <w:rPr>
+          <w:color w:val="000000"/>
+        </w:rPr>
         <w:t>3. Mai asked me, “What are you doing?” → ______________________________</w:t>
       </w:r>
     </w:p>
     <w:p>
-      <w:r>
+      <w:pPr>
+        <w:spacing w:before="120" w:after="120"/>
+        <w:rPr>
+          <w:color w:val="000000"/>
+        </w:rPr>
+      </w:pPr>
+      <w:r>
+        <w:rPr>
+          <w:color w:val="000000"/>
+        </w:rPr>
         <w:t>4. Tom asked, “When will the train leave?” → ______________________________</w:t>
       </w:r>
     </w:p>
     <w:p>
-      <w:r>
+      <w:pPr>
+        <w:spacing w:before="120" w:after="120"/>
+        <w:rPr>
+          <w:color w:val="000000"/>
+        </w:rPr>
+      </w:pPr>
+      <w:r>
+        <w:rPr>
+          <w:color w:val="000000"/>
+        </w:rPr>
         <w:t>5. Hoa asked, “How did you solve the problem?” → ______________________________</w:t>
       </w:r>
     </w:p>
     <w:p>
-      <w:r>
+      <w:pPr>
+        <w:spacing w:before="120" w:after="120"/>
+        <w:rPr>
+          <w:color w:val="000000"/>
+        </w:rPr>
+      </w:pPr>
+      <w:r>
+        <w:rPr>
+          <w:color w:val="000000"/>
+        </w:rPr>
         <w:t>6. The teacher asked Lan, “Who helped you?” → ______________________________</w:t>
       </w:r>
     </w:p>
     <w:p>
-      <w:r>
+      <w:pPr>
+        <w:spacing w:before="120" w:after="120"/>
+        <w:rPr>
+          <w:color w:val="000000"/>
+        </w:rPr>
+      </w:pPr>
+      <w:r>
+        <w:rPr>
+          <w:color w:val="000000"/>
+        </w:rPr>
         <w:t>7. Nam asked me, “Which book do you want?” → ______________________________</w:t>
       </w:r>
     </w:p>
     <w:p>
-      <w:r>
+      <w:pPr>
+        <w:spacing w:before="120" w:after="120"/>
+        <w:rPr>
+          <w:color w:val="000000"/>
+        </w:rPr>
+      </w:pPr>
+      <w:r>
+        <w:rPr>
+          <w:color w:val="000000"/>
+        </w:rPr>
         <w:t>8. Lan asked, “Whose bag is this?” → ______________________________</w:t>
       </w:r>
     </w:p>
     <w:p>
-      <w:r>
+      <w:pPr>
+        <w:spacing w:before="120" w:after="120"/>
+        <w:rPr>
+          <w:color w:val="000000"/>
+        </w:rPr>
+      </w:pPr>
+      <w:r>
+        <w:rPr>
+          <w:color w:val="000000"/>
+        </w:rPr>
         <w:t>9. He asked me, “How long have you lived here?” → ______________________________</w:t>
       </w:r>
     </w:p>
     <w:p>
-      <w:r>
+      <w:pPr>
+        <w:spacing w:before="120" w:after="120"/>
+        <w:rPr>
+          <w:color w:val="000000"/>
+        </w:rPr>
+      </w:pPr>
+      <w:r>
+        <w:rPr>
+          <w:color w:val="000000"/>
+        </w:rPr>
         <w:t>10. They asked, “What happened yesterday?” → ______________________________</w:t>
       </w:r>
     </w:p>
     <w:p>
       <w:pPr>
         <w:pStyle w:val="Heading1"/>
+        <w:spacing w:before="240"/>
       </w:pPr>
       <w:r>
         <w:t>PHẦN 6. ĐỔI ĐẠI TỪ VÀ THỜI GIAN (10 điểm)</w:t>
       </w:r>
     </w:p>
     <w:p>
-      <w:r>
+      <w:pPr>
+        <w:spacing w:before="80" w:after="120"/>
+        <w:rPr>
+          <w:color w:val="000000"/>
+        </w:rPr>
+      </w:pPr>
+      <w:r>
+        <w:rPr>
+          <w:color w:val="000000"/>
+        </w:rPr>
         <w:t>1. Lan asked Nam, “Will you meet me here tomorrow?” → ______________________________</w:t>
       </w:r>
     </w:p>
     <w:p>
-      <w:r>
+      <w:pPr>
+        <w:spacing w:before="120" w:after="120"/>
+        <w:rPr>
+          <w:color w:val="000000"/>
+        </w:rPr>
+      </w:pPr>
+      <w:r>
+        <w:rPr>
+          <w:color w:val="000000"/>
+        </w:rPr>
         <w:t>2. Nam asked me, “Did you see my sister yesterday?” → ______________________________</w:t>
       </w:r>
     </w:p>
     <w:p>
-      <w:r>
+      <w:pPr>
+        <w:spacing w:before="120" w:after="120"/>
+        <w:rPr>
+          <w:color w:val="000000"/>
+        </w:rPr>
+      </w:pPr>
+      <w:r>
+        <w:rPr>
+          <w:color w:val="000000"/>
+        </w:rPr>
+        <w:lastRenderedPageBreak/>
         <w:t>3. Mai asked Lan, “Are you using my phone now?” → ______________________________</w:t>
       </w:r>
     </w:p>
     <w:p>
-      <w:r>
+      <w:pPr>
+        <w:spacing w:before="120" w:after="120"/>
+        <w:rPr>
+          <w:color w:val="000000"/>
+        </w:rPr>
+      </w:pPr>
+      <w:r>
+        <w:rPr>
+          <w:color w:val="000000"/>
+        </w:rPr>
         <w:t>4. Tom asked us, “Can you finish this work today?” → ______________________________</w:t>
       </w:r>
     </w:p>
     <w:p>
-      <w:r>
+      <w:pPr>
+        <w:spacing w:before="120" w:after="120"/>
+        <w:rPr>
+          <w:color w:val="000000"/>
+        </w:rPr>
+      </w:pPr>
+      <w:r>
+        <w:rPr>
+          <w:color w:val="000000"/>
+        </w:rPr>
         <w:t>5. Hoa asked me, “Will your parents come next week?” → ______________________________</w:t>
       </w:r>
     </w:p>
     <w:p>
-      <w:r>
+      <w:pPr>
+        <w:spacing w:before="120" w:after="120"/>
+        <w:rPr>
+          <w:color w:val="000000"/>
+        </w:rPr>
+      </w:pPr>
+      <w:r>
+        <w:rPr>
+          <w:color w:val="000000"/>
+        </w:rPr>
         <w:t>6. Lan asked Nam, “Did you buy these books last month?” → ______________________________</w:t>
       </w:r>
     </w:p>
     <w:p>
-      <w:r>
+      <w:pPr>
+        <w:spacing w:before="120" w:after="120"/>
+        <w:rPr>
+          <w:color w:val="000000"/>
+        </w:rPr>
+      </w:pPr>
+      <w:r>
+        <w:rPr>
+          <w:color w:val="000000"/>
+        </w:rPr>
         <w:t>7. Nam asked me, “Are you staying here tonight?” → ______________________________</w:t>
       </w:r>
     </w:p>
     <w:p>
-      <w:r>
+      <w:pPr>
+        <w:spacing w:before="120" w:after="120"/>
+        <w:rPr>
+          <w:color w:val="000000"/>
+        </w:rPr>
+      </w:pPr>
+      <w:r>
+        <w:rPr>
+          <w:color w:val="000000"/>
+        </w:rPr>
         <w:t>8. Mai asked Lan, “Have you called me this morning?” → ______________________________</w:t>
       </w:r>
     </w:p>
     <w:p>
-      <w:r>
+      <w:pPr>
+        <w:spacing w:before="120" w:after="120"/>
+        <w:rPr>
+          <w:color w:val="000000"/>
+        </w:rPr>
+      </w:pPr>
+      <w:r>
+        <w:rPr>
+          <w:color w:val="000000"/>
+        </w:rPr>
         <w:t>9. He asked us, “Will you return here in two days?” → ______________________________</w:t>
       </w:r>
     </w:p>
     <w:p>
-      <w:r>
+      <w:pPr>
+        <w:spacing w:before="120" w:after="120"/>
+        <w:rPr>
+          <w:color w:val="000000"/>
+        </w:rPr>
+      </w:pPr>
+      <w:r>
+        <w:rPr>
+          <w:color w:val="000000"/>
+        </w:rPr>
         <w:t>10. They asked me, “Did you start this job two years ago?” → ______________________________</w:t>
       </w:r>
     </w:p>
     <w:p>
       <w:pPr>
         <w:pStyle w:val="Heading1"/>
+        <w:spacing w:before="240"/>
       </w:pPr>
       <w:r>
         <w:t>PHẦN 7. DÙNG WANTED TO KNOW / WONDERED (10 điểm)</w:t>
       </w:r>
     </w:p>
     <w:p>
-      <w:r>
+      <w:pPr>
+        <w:spacing w:after="80"/>
+        <w:rPr>
+          <w:color w:val="000000"/>
+        </w:rPr>
+      </w:pPr>
+      <w:r>
+        <w:rPr>
+          <w:color w:val="000000"/>
+        </w:rPr>
         <w:t>Viết lại câu theo từ gợi ý.</w:t>
       </w:r>
     </w:p>
     <w:p>
-      <w:r>
+      <w:pPr>
+        <w:spacing w:before="80" w:after="120"/>
+        <w:rPr>
+          <w:color w:val="000000"/>
+        </w:rPr>
+      </w:pPr>
+      <w:r>
+        <w:rPr>
+          <w:color w:val="000000"/>
+        </w:rPr>
         <w:t>1. She asked if I was ready. (wanted to know) → ______________________________</w:t>
       </w:r>
     </w:p>
     <w:p>
-      <w:r>
+      <w:pPr>
+        <w:spacing w:before="120" w:after="120"/>
+        <w:rPr>
+          <w:color w:val="000000"/>
+        </w:rPr>
+      </w:pPr>
+      <w:r>
+        <w:rPr>
+          <w:color w:val="000000"/>
+        </w:rPr>
         <w:t>2. He asked where Lan lived. (wanted to know) → ______________________________</w:t>
       </w:r>
     </w:p>
     <w:p>
-      <w:r>
+      <w:pPr>
+        <w:spacing w:before="120" w:after="120"/>
+        <w:rPr>
+          <w:color w:val="000000"/>
+        </w:rPr>
+      </w:pPr>
+      <w:r>
+        <w:rPr>
+          <w:color w:val="000000"/>
+        </w:rPr>
         <w:t>3. I asked why she had left. (wondered) → ______________________________</w:t>
       </w:r>
     </w:p>
     <w:p>
-      <w:r>
+      <w:pPr>
+        <w:spacing w:before="120" w:after="120"/>
+        <w:rPr>
+          <w:color w:val="000000"/>
+        </w:rPr>
+      </w:pPr>
+      <w:r>
+        <w:rPr>
+          <w:color w:val="000000"/>
+        </w:rPr>
         <w:t>4. Nam asked whether the shop was open. (wanted to know) → ______________________________</w:t>
       </w:r>
     </w:p>
     <w:p>
-      <w:r>
+      <w:pPr>
+        <w:spacing w:before="120" w:after="120"/>
+        <w:rPr>
+          <w:color w:val="000000"/>
+        </w:rPr>
+      </w:pPr>
+      <w:r>
+        <w:rPr>
+          <w:color w:val="000000"/>
+        </w:rPr>
         <w:t>5. Mai asked when the train would arrive. (wondered) → ______________________________</w:t>
       </w:r>
     </w:p>
     <w:p>
-      <w:r>
+      <w:pPr>
+        <w:spacing w:before="120" w:after="120"/>
+        <w:rPr>
+          <w:color w:val="000000"/>
+        </w:rPr>
+      </w:pPr>
+      <w:r>
+        <w:rPr>
+          <w:color w:val="000000"/>
+        </w:rPr>
         <w:t>6. They asked if we could help. (wanted to know) → ______________________________</w:t>
       </w:r>
     </w:p>
     <w:p>
-      <w:r>
+      <w:pPr>
+        <w:spacing w:before="120" w:after="120"/>
+        <w:rPr>
+          <w:color w:val="000000"/>
+        </w:rPr>
+      </w:pPr>
+      <w:r>
+        <w:rPr>
+          <w:color w:val="000000"/>
+        </w:rPr>
         <w:t>7. I asked who had sent the message. (wondered) → ______________________________</w:t>
       </w:r>
     </w:p>
     <w:p>
-      <w:r>
+      <w:pPr>
+        <w:spacing w:before="120" w:after="120"/>
+        <w:rPr>
+          <w:color w:val="000000"/>
+        </w:rPr>
+      </w:pPr>
+      <w:r>
+        <w:rPr>
+          <w:color w:val="000000"/>
+        </w:rPr>
         <w:t>8. Lan asked how much the bag cost. (wanted to know) → ______________________________</w:t>
       </w:r>
     </w:p>
     <w:p>
-      <w:r>
+      <w:pPr>
+        <w:spacing w:before="120" w:after="120"/>
+        <w:rPr>
+          <w:color w:val="000000"/>
+        </w:rPr>
+      </w:pPr>
+      <w:r>
+        <w:rPr>
+          <w:color w:val="000000"/>
+        </w:rPr>
         <w:t>9. He asked whether it would rain. (wondered) → ______________________________</w:t>
       </w:r>
     </w:p>
     <w:p>
-      <w:r>
+      <w:pPr>
+        <w:spacing w:before="120" w:after="120"/>
+        <w:rPr>
+          <w:color w:val="000000"/>
+        </w:rPr>
+      </w:pPr>
+      <w:r>
+        <w:rPr>
+          <w:color w:val="000000"/>
+        </w:rPr>
         <w:t>10. She asked what I had bought. (wanted to know) → ______________________________</w:t>
       </w:r>
     </w:p>
     <w:p>
       <w:pPr>
         <w:pStyle w:val="Heading1"/>
+        <w:spacing w:before="240"/>
       </w:pPr>
       <w:r>
         <w:t>PHẦN 8. SỬA LỖI SAI (10 điểm)</w:t>
       </w:r>
     </w:p>
     <w:p>
-      <w:r>
+      <w:pPr>
+        <w:spacing w:before="80" w:after="120"/>
+        <w:rPr>
+          <w:color w:val="000000"/>
+        </w:rPr>
+      </w:pPr>
+      <w:r>
+        <w:rPr>
+          <w:color w:val="000000"/>
+        </w:rPr>
         <w:t>1. He asked where was I. → ______________________________</w:t>
       </w:r>
     </w:p>
     <w:p>
-      <w:r>
+      <w:pPr>
+        <w:spacing w:before="120" w:after="120"/>
+        <w:rPr>
+          <w:color w:val="000000"/>
+        </w:rPr>
+      </w:pPr>
+      <w:r>
+        <w:rPr>
+          <w:color w:val="000000"/>
+        </w:rPr>
         <w:t>2. She asked did I work there. → ______________________________</w:t>
       </w:r>
     </w:p>
     <w:p>
-      <w:r>
+      <w:pPr>
+        <w:spacing w:before="120" w:after="120"/>
+        <w:rPr>
+          <w:color w:val="000000"/>
+        </w:rPr>
+      </w:pPr>
+      <w:r>
+        <w:rPr>
+          <w:color w:val="000000"/>
+        </w:rPr>
         <w:t>3. He asked if where I lived. → ______________________________</w:t>
       </w:r>
     </w:p>
     <w:p>
-      <w:r>
+      <w:pPr>
+        <w:spacing w:before="120" w:after="120"/>
+        <w:rPr>
+          <w:color w:val="000000"/>
+        </w:rPr>
+      </w:pPr>
+      <w:r>
+        <w:rPr>
+          <w:color w:val="000000"/>
+        </w:rPr>
         <w:t>4. Lan told me why I was late. (nghĩa hỏi) → ______________________________</w:t>
       </w:r>
     </w:p>
     <w:p>
-      <w:r>
+      <w:pPr>
+        <w:spacing w:before="120" w:after="120"/>
+        <w:rPr>
+          <w:color w:val="000000"/>
+        </w:rPr>
+      </w:pPr>
+      <w:r>
+        <w:rPr>
+          <w:color w:val="000000"/>
+        </w:rPr>
         <w:t>5. She asked what did I buy. → ______________________________</w:t>
       </w:r>
     </w:p>
     <w:p>
-      <w:r>
+      <w:pPr>
+        <w:spacing w:before="120" w:after="120"/>
+        <w:rPr>
+          <w:color w:val="000000"/>
+        </w:rPr>
+      </w:pPr>
+      <w:r>
+        <w:rPr>
+          <w:color w:val="000000"/>
+        </w:rPr>
+        <w:lastRenderedPageBreak/>
         <w:t>6. He asked me that I was ready. → ______________________________</w:t>
       </w:r>
     </w:p>
     <w:p>
-      <w:r>
+      <w:pPr>
+        <w:spacing w:before="120" w:after="120"/>
+        <w:rPr>
+          <w:color w:val="000000"/>
+        </w:rPr>
+      </w:pPr>
+      <w:r>
+        <w:rPr>
+          <w:color w:val="000000"/>
+        </w:rPr>
         <w:t>7. Nam asked when will the train leave. → ______________________________</w:t>
       </w:r>
     </w:p>
     <w:p>
-      <w:r>
+      <w:pPr>
+        <w:spacing w:before="120" w:after="120"/>
+        <w:rPr>
+          <w:color w:val="000000"/>
+        </w:rPr>
+      </w:pPr>
+      <w:r>
+        <w:rPr>
+          <w:color w:val="000000"/>
+        </w:rPr>
         <w:t>8. Mai asked if could I swim. → ______________________________</w:t>
       </w:r>
     </w:p>
     <w:p>
-      <w:r>
+      <w:pPr>
+        <w:spacing w:before="120" w:after="120"/>
+        <w:rPr>
+          <w:color w:val="000000"/>
+        </w:rPr>
+      </w:pPr>
+      <w:r>
+        <w:rPr>
+          <w:color w:val="000000"/>
+        </w:rPr>
         <w:t>9. She asked who did call me. → ______________________________</w:t>
       </w:r>
     </w:p>
     <w:p>
-      <w:r>
+      <w:pPr>
+        <w:spacing w:before="120" w:after="120"/>
+        <w:rPr>
+          <w:color w:val="000000"/>
+        </w:rPr>
+      </w:pPr>
+      <w:r>
+        <w:rPr>
+          <w:color w:val="000000"/>
+        </w:rPr>
         <w:t>10. He said me whether the shop was open. → ______________________________</w:t>
       </w:r>
     </w:p>
     <w:p>
       <w:pPr>
         <w:pStyle w:val="Heading1"/>
+        <w:spacing w:before="240"/>
       </w:pPr>
       <w:r>
         <w:t>PHẦN 9. ĐỌC HIỂU (10 điểm)</w:t>
       </w:r>
     </w:p>
     <w:p>
-      <w:r>
+      <w:pPr>
+        <w:spacing w:after="80"/>
+        <w:rPr>
+          <w:color w:val="000000"/>
+        </w:rPr>
+      </w:pPr>
+      <w:r>
+        <w:rPr>
+          <w:color w:val="000000"/>
+        </w:rPr>
         <w:t>Đọc đoạn văn:</w:t>
       </w:r>
     </w:p>
     <w:p>
-      <w:r>
+      <w:pPr>
+        <w:spacing w:after="80"/>
+        <w:rPr>
+          <w:color w:val="000000"/>
+        </w:rPr>
+      </w:pPr>
+      <w:r>
+        <w:rPr>
+          <w:color w:val="000000"/>
+        </w:rPr>
         <w:t>At the hotel, Lan asked the receptionist, “Is breakfast included? What time does it start? Where is the dining room? Can I leave my bag here tomorrow?” The receptionist explained everything. Later, Lan told Mai that she had asked whether breakfast was included, what time it started, where the dining room was and whether she could leave her bag there the next day. She also wondered how far the hotel was from the station.</w:t>
       </w:r>
     </w:p>
     <w:p>
-      <w:r>
+      <w:pPr>
+        <w:spacing w:after="80"/>
+        <w:rPr>
+          <w:color w:val="000000"/>
+        </w:rPr>
+      </w:pPr>
+      <w:r>
+        <w:rPr>
+          <w:color w:val="000000"/>
+        </w:rPr>
         <w:t>Trả lời câu hỏi:</w:t>
       </w:r>
     </w:p>
     <w:p>
-      <w:r>
+      <w:pPr>
+        <w:spacing w:before="80" w:after="120"/>
+        <w:rPr>
+          <w:color w:val="000000"/>
+        </w:rPr>
+      </w:pPr>
+      <w:r>
+        <w:rPr>
+          <w:color w:val="000000"/>
+        </w:rPr>
         <w:t>1. Who did Lan speak to?</w:t>
       </w:r>
     </w:p>
     <w:p>
-      <w:r>
+      <w:pPr>
+        <w:spacing w:before="120" w:after="120"/>
+        <w:rPr>
+          <w:color w:val="000000"/>
+        </w:rPr>
+      </w:pPr>
+      <w:r>
+        <w:rPr>
+          <w:color w:val="000000"/>
+        </w:rPr>
         <w:t>2. What did she ask about breakfast?</w:t>
       </w:r>
     </w:p>
     <w:p>
-      <w:r>
+      <w:pPr>
+        <w:spacing w:before="120" w:after="120"/>
+        <w:rPr>
+          <w:color w:val="000000"/>
+        </w:rPr>
+      </w:pPr>
+      <w:r>
+        <w:rPr>
+          <w:color w:val="000000"/>
+        </w:rPr>
         <w:t>3. What time information did she request?</w:t>
       </w:r>
     </w:p>
     <w:p>
-      <w:r>
+      <w:pPr>
+        <w:spacing w:before="120" w:after="120"/>
+        <w:rPr>
+          <w:color w:val="000000"/>
+        </w:rPr>
+      </w:pPr>
+      <w:r>
+        <w:rPr>
+          <w:color w:val="000000"/>
+        </w:rPr>
         <w:t>4. What room did she ask about?</w:t>
       </w:r>
     </w:p>
     <w:p>
-      <w:r>
+      <w:pPr>
+        <w:spacing w:before="120" w:after="120"/>
+        <w:rPr>
+          <w:color w:val="000000"/>
+        </w:rPr>
+      </w:pPr>
+      <w:r>
+        <w:rPr>
+          <w:color w:val="000000"/>
+        </w:rPr>
         <w:t>5. What did she want to leave?</w:t>
       </w:r>
     </w:p>
     <w:p>
-      <w:r>
+      <w:pPr>
+        <w:spacing w:before="120" w:after="120"/>
+        <w:rPr>
+          <w:color w:val="000000"/>
+        </w:rPr>
+      </w:pPr>
+      <w:r>
+        <w:rPr>
+          <w:color w:val="000000"/>
+        </w:rPr>
         <w:t>6. When did she want to leave it?</w:t>
       </w:r>
     </w:p>
     <w:p>
-      <w:r>
+      <w:pPr>
+        <w:spacing w:before="120" w:after="120"/>
+        <w:rPr>
+          <w:color w:val="000000"/>
+        </w:rPr>
+      </w:pPr>
+      <w:r>
+        <w:rPr>
+          <w:color w:val="000000"/>
+        </w:rPr>
         <w:t>7. What did “here” become?</w:t>
       </w:r>
     </w:p>
     <w:p>
-      <w:r>
+      <w:pPr>
+        <w:spacing w:before="120" w:after="120"/>
+        <w:rPr>
+          <w:color w:val="000000"/>
+        </w:rPr>
+      </w:pPr>
+      <w:r>
+        <w:rPr>
+          <w:color w:val="000000"/>
+        </w:rPr>
         <w:t>8. What did “tomorrow” become?</w:t>
       </w:r>
     </w:p>
     <w:p>
-      <w:r>
+      <w:pPr>
+        <w:spacing w:before="120" w:after="120"/>
+        <w:rPr>
+          <w:color w:val="000000"/>
+        </w:rPr>
+      </w:pPr>
+      <w:r>
+        <w:rPr>
+          <w:color w:val="000000"/>
+        </w:rPr>
         <w:t>9. Did she use whether for Yes/No questions?</w:t>
       </w:r>
     </w:p>
     <w:p>
-      <w:r>
+      <w:pPr>
+        <w:spacing w:before="120" w:after="120"/>
+        <w:rPr>
+          <w:color w:val="000000"/>
+        </w:rPr>
+      </w:pPr>
+      <w:r>
+        <w:rPr>
+          <w:color w:val="000000"/>
+        </w:rPr>
         <w:t>10. What else did she wonder?</w:t>
       </w:r>
     </w:p>
     <w:p>
       <w:pPr>
         <w:pStyle w:val="Heading1"/>
+        <w:spacing w:before="240"/>
       </w:pPr>
       <w:r>
         <w:t>PHẦN 10. VIẾT CÂU TƯỜNG THUẬT HOÀN CHỈNH (10 điểm)</w:t>
       </w:r>
     </w:p>
     <w:p>
-      <w:r>
+      <w:pPr>
+        <w:spacing w:before="80" w:after="120"/>
+        <w:rPr>
+          <w:color w:val="000000"/>
+        </w:rPr>
+      </w:pPr>
+      <w:r>
+        <w:rPr>
+          <w:color w:val="000000"/>
+        </w:rPr>
         <w:t>1. “Are you busy?” Lan asked me. → ______________________________</w:t>
       </w:r>
     </w:p>
     <w:p>
-      <w:r>
+      <w:pPr>
+        <w:spacing w:before="120" w:after="120"/>
+        <w:rPr>
+          <w:color w:val="000000"/>
+        </w:rPr>
+      </w:pPr>
+      <w:r>
+        <w:rPr>
+          <w:color w:val="000000"/>
+        </w:rPr>
         <w:t>2. “Where do you work?” Nam asked me. → ______________________________</w:t>
       </w:r>
     </w:p>
     <w:p>
-      <w:r>
+      <w:pPr>
+        <w:spacing w:before="120" w:after="120"/>
+        <w:rPr>
+          <w:color w:val="000000"/>
+        </w:rPr>
+      </w:pPr>
+      <w:r>
+        <w:rPr>
+          <w:color w:val="000000"/>
+        </w:rPr>
         <w:t>3. “Can Mai swim?” he asked. → ______________________________</w:t>
       </w:r>
     </w:p>
     <w:p>
-      <w:r>
+      <w:pPr>
+        <w:spacing w:before="120" w:after="120"/>
+        <w:rPr>
+          <w:color w:val="000000"/>
+        </w:rPr>
+      </w:pPr>
+      <w:r>
+        <w:rPr>
+          <w:color w:val="000000"/>
+        </w:rPr>
         <w:t>4. “When will they arrive?” she asked. → ______________________________</w:t>
       </w:r>
     </w:p>
     <w:p>
-      <w:r>
+      <w:pPr>
+        <w:spacing w:before="120" w:after="120"/>
+        <w:rPr>
+          <w:color w:val="000000"/>
+        </w:rPr>
+      </w:pPr>
+      <w:r>
+        <w:rPr>
+          <w:color w:val="000000"/>
+        </w:rPr>
         <w:t>5. “Have you finished?” the teacher asked Lan. → ______________________________</w:t>
       </w:r>
     </w:p>
     <w:p>
-      <w:r>
+      <w:pPr>
+        <w:spacing w:before="120" w:after="120"/>
+        <w:rPr>
+          <w:color w:val="000000"/>
+        </w:rPr>
+      </w:pPr>
+      <w:r>
+        <w:rPr>
+          <w:color w:val="000000"/>
+        </w:rPr>
         <w:t>6. “Why did Nam leave?” Mai asked. → ______________________________</w:t>
       </w:r>
     </w:p>
     <w:p>
-      <w:r>
+      <w:pPr>
+        <w:spacing w:before="120" w:after="120"/>
+        <w:rPr>
+          <w:color w:val="000000"/>
+        </w:rPr>
+      </w:pPr>
+      <w:r>
+        <w:rPr>
+          <w:color w:val="000000"/>
+        </w:rPr>
         <w:t>7. “Who called you?” Lan asked me. → ______________________________</w:t>
       </w:r>
     </w:p>
     <w:p>
-      <w:r>
+      <w:pPr>
+        <w:spacing w:before="120" w:after="120"/>
+        <w:rPr>
+          <w:color w:val="000000"/>
+        </w:rPr>
+      </w:pPr>
+      <w:r>
+        <w:rPr>
+          <w:color w:val="000000"/>
+        </w:rPr>
         <w:t>8. “Will you meet me here tomorrow?” Nam asked Lan. → ______________________________</w:t>
       </w:r>
     </w:p>
     <w:p>
-      <w:r>
+      <w:pPr>
+        <w:spacing w:before="120" w:after="120"/>
+        <w:rPr>
+          <w:color w:val="000000"/>
+        </w:rPr>
+      </w:pPr>
+      <w:r>
+        <w:rPr>
+          <w:color w:val="000000"/>
+        </w:rPr>
+        <w:lastRenderedPageBreak/>
         <w:t>9. “How much does this cost?” I asked. → ______________________________</w:t>
       </w:r>
     </w:p>
     <w:p>
-      <w:r>
+      <w:pPr>
+        <w:spacing w:before="120" w:after="120"/>
+        <w:rPr>
+          <w:color w:val="000000"/>
+        </w:rPr>
+      </w:pPr>
+      <w:r>
+        <w:rPr>
+          <w:color w:val="000000"/>
+        </w:rPr>
         <w:t>10. “Is the Earth round?” the child asked. → ______________________________</w:t>
       </w:r>
     </w:p>
     <w:p>
       <w:pPr>
         <w:spacing w:after="160"/>
-      </w:pPr>
-      <w:r>
+        <w:rPr>
+          <w:color w:val="000000"/>
+        </w:rPr>
+      </w:pPr>
+      <w:r>
+        <w:rPr>
+          <w:color w:val="000000"/>
+        </w:rPr>
         <w:br w:type="page"/>
       </w:r>
     </w:p>
     <w:p>
       <w:pPr>
         <w:pStyle w:val="Title"/>
+        <w:keepNext/>
+        <w:pageBreakBefore/>
+        <w:spacing w:after="240"/>
         <w:jc w:val="center"/>
         <w:rPr>
           <w:rFonts w:ascii="Arial" w:hAnsi="Arial" w:cs="Arial"/>
           <w:b/>
+          <w:color w:val="000000"/>
           <w:sz w:val="32"/>
         </w:rPr>
       </w:pPr>
@@ -667,26 +1639,32 @@
         <w:rPr>
           <w:rFonts w:ascii="Arial" w:hAnsi="Arial" w:cs="Arial"/>
           <w:b/>
+          <w:color w:val="000000"/>
           <w:sz w:val="32"/>
         </w:rPr>
+        <w:lastRenderedPageBreak/>
         <w:t>ĐÁP ÁN</w:t>
       </w:r>
     </w:p>
     <w:p>
       <w:pPr>
         <w:pStyle w:val="Title"/>
+        <w:keepNext/>
+        <w:spacing w:after="240"/>
         <w:jc w:val="center"/>
         <w:rPr>
           <w:rFonts w:ascii="Arial" w:hAnsi="Arial" w:cs="Arial"/>
           <w:b/>
-          <w:sz w:val="36"/>
+          <w:color w:val="000000"/>
+          <w:sz w:val="30"/>
         </w:rPr>
       </w:pPr>
       <w:r>
         <w:rPr>
           <w:rFonts w:ascii="Arial" w:hAnsi="Arial" w:cs="Arial"/>
           <w:b/>
-          <w:sz w:val="36"/>
+          <w:color w:val="000000"/>
+          <w:sz w:val="30"/>
         </w:rPr>
         <w:t>BÀI TẬP NGÀY 55 – CÂU TƯỜNG THUẬT: CÂU HỎI</w:t>
       </w:r>
@@ -694,584 +1672,1503 @@
     <w:p>
       <w:pPr>
         <w:pStyle w:val="Heading1"/>
+        <w:spacing w:before="0"/>
       </w:pPr>
       <w:r>
         <w:t>PHẦN 1</w:t>
       </w:r>
     </w:p>
     <w:p>
-      <w:r>
+      <w:pPr>
+        <w:spacing w:after="160"/>
+        <w:rPr>
+          <w:color w:val="000000"/>
+        </w:rPr>
+      </w:pPr>
+      <w:r>
+        <w:rPr>
+          <w:color w:val="000000"/>
+        </w:rPr>
         <w:t>1. B</w:t>
       </w:r>
     </w:p>
     <w:p>
-      <w:r>
+      <w:pPr>
+        <w:spacing w:after="160"/>
+        <w:rPr>
+          <w:color w:val="000000"/>
+        </w:rPr>
+      </w:pPr>
+      <w:r>
+        <w:rPr>
+          <w:color w:val="000000"/>
+        </w:rPr>
         <w:t>2. A</w:t>
       </w:r>
     </w:p>
     <w:p>
-      <w:r>
+      <w:pPr>
+        <w:spacing w:after="160"/>
+        <w:rPr>
+          <w:color w:val="000000"/>
+        </w:rPr>
+      </w:pPr>
+      <w:r>
+        <w:rPr>
+          <w:color w:val="000000"/>
+        </w:rPr>
         <w:t>3. B</w:t>
       </w:r>
     </w:p>
     <w:p>
-      <w:r>
+      <w:pPr>
+        <w:spacing w:after="160"/>
+        <w:rPr>
+          <w:color w:val="000000"/>
+        </w:rPr>
+      </w:pPr>
+      <w:r>
+        <w:rPr>
+          <w:color w:val="000000"/>
+        </w:rPr>
         <w:t>4. B</w:t>
       </w:r>
     </w:p>
     <w:p>
-      <w:r>
+      <w:pPr>
+        <w:spacing w:after="160"/>
+        <w:rPr>
+          <w:color w:val="000000"/>
+        </w:rPr>
+      </w:pPr>
+      <w:r>
+        <w:rPr>
+          <w:color w:val="000000"/>
+        </w:rPr>
         <w:t>5. B</w:t>
       </w:r>
     </w:p>
     <w:p>
-      <w:r>
+      <w:pPr>
+        <w:spacing w:after="160"/>
+        <w:rPr>
+          <w:color w:val="000000"/>
+        </w:rPr>
+      </w:pPr>
+      <w:r>
+        <w:rPr>
+          <w:color w:val="000000"/>
+        </w:rPr>
         <w:t>6. B</w:t>
       </w:r>
     </w:p>
     <w:p>
-      <w:r>
+      <w:pPr>
+        <w:spacing w:after="160"/>
+        <w:rPr>
+          <w:color w:val="000000"/>
+        </w:rPr>
+      </w:pPr>
+      <w:r>
+        <w:rPr>
+          <w:color w:val="000000"/>
+        </w:rPr>
         <w:t>7. A</w:t>
       </w:r>
     </w:p>
     <w:p>
-      <w:r>
+      <w:pPr>
+        <w:spacing w:after="160"/>
+        <w:rPr>
+          <w:color w:val="000000"/>
+        </w:rPr>
+      </w:pPr>
+      <w:r>
+        <w:rPr>
+          <w:color w:val="000000"/>
+        </w:rPr>
         <w:t>8. B</w:t>
       </w:r>
     </w:p>
     <w:p>
-      <w:r>
+      <w:pPr>
+        <w:spacing w:after="160"/>
+        <w:rPr>
+          <w:color w:val="000000"/>
+        </w:rPr>
+      </w:pPr>
+      <w:r>
+        <w:rPr>
+          <w:color w:val="000000"/>
+        </w:rPr>
         <w:t>9. C</w:t>
       </w:r>
     </w:p>
     <w:p>
-      <w:r>
+      <w:pPr>
+        <w:spacing w:after="160"/>
+        <w:rPr>
+          <w:color w:val="000000"/>
+        </w:rPr>
+      </w:pPr>
+      <w:r>
+        <w:rPr>
+          <w:color w:val="000000"/>
+        </w:rPr>
         <w:t>10. A</w:t>
       </w:r>
     </w:p>
     <w:p>
       <w:pPr>
         <w:pStyle w:val="Heading1"/>
+        <w:spacing w:before="240"/>
       </w:pPr>
       <w:r>
         <w:t>PHẦN 2</w:t>
       </w:r>
     </w:p>
     <w:p>
-      <w:r>
+      <w:pPr>
+        <w:spacing w:after="160"/>
+        <w:rPr>
+          <w:color w:val="000000"/>
+        </w:rPr>
+      </w:pPr>
+      <w:r>
+        <w:rPr>
+          <w:color w:val="000000"/>
+        </w:rPr>
         <w:t>1. if/whether</w:t>
       </w:r>
     </w:p>
     <w:p>
-      <w:r>
+      <w:pPr>
+        <w:spacing w:after="160"/>
+        <w:rPr>
+          <w:color w:val="000000"/>
+        </w:rPr>
+      </w:pPr>
+      <w:r>
+        <w:rPr>
+          <w:color w:val="000000"/>
+        </w:rPr>
         <w:t>2. where</w:t>
       </w:r>
     </w:p>
     <w:p>
-      <w:r>
+      <w:pPr>
+        <w:spacing w:after="160"/>
+        <w:rPr>
+          <w:color w:val="000000"/>
+        </w:rPr>
+      </w:pPr>
+      <w:r>
+        <w:rPr>
+          <w:color w:val="000000"/>
+        </w:rPr>
         <w:t>3. if/whether</w:t>
       </w:r>
     </w:p>
     <w:p>
-      <w:r>
+      <w:pPr>
+        <w:spacing w:after="160"/>
+        <w:rPr>
+          <w:color w:val="000000"/>
+        </w:rPr>
+      </w:pPr>
+      <w:r>
+        <w:rPr>
+          <w:color w:val="000000"/>
+        </w:rPr>
         <w:t>4. why</w:t>
       </w:r>
     </w:p>
     <w:p>
-      <w:r>
+      <w:pPr>
+        <w:spacing w:after="160"/>
+        <w:rPr>
+          <w:color w:val="000000"/>
+        </w:rPr>
+      </w:pPr>
+      <w:r>
+        <w:rPr>
+          <w:color w:val="000000"/>
+        </w:rPr>
         <w:t>5. when</w:t>
       </w:r>
     </w:p>
     <w:p>
-      <w:r>
+      <w:pPr>
+        <w:spacing w:after="160"/>
+        <w:rPr>
+          <w:color w:val="000000"/>
+        </w:rPr>
+      </w:pPr>
+      <w:r>
+        <w:rPr>
+          <w:color w:val="000000"/>
+        </w:rPr>
         <w:t>6. if/whether</w:t>
       </w:r>
     </w:p>
     <w:p>
-      <w:r>
+      <w:pPr>
+        <w:spacing w:after="160"/>
+        <w:rPr>
+          <w:color w:val="000000"/>
+        </w:rPr>
+      </w:pPr>
+      <w:r>
+        <w:rPr>
+          <w:color w:val="000000"/>
+        </w:rPr>
         <w:t>7. who</w:t>
       </w:r>
     </w:p>
     <w:p>
-      <w:r>
+      <w:pPr>
+        <w:spacing w:after="160"/>
+        <w:rPr>
+          <w:color w:val="000000"/>
+        </w:rPr>
+      </w:pPr>
+      <w:r>
+        <w:rPr>
+          <w:color w:val="000000"/>
+        </w:rPr>
         <w:t>8. how</w:t>
       </w:r>
     </w:p>
     <w:p>
-      <w:r>
+      <w:pPr>
+        <w:spacing w:after="160"/>
+        <w:rPr>
+          <w:color w:val="000000"/>
+        </w:rPr>
+      </w:pPr>
+      <w:r>
+        <w:rPr>
+          <w:color w:val="000000"/>
+        </w:rPr>
         <w:t>9. which</w:t>
       </w:r>
     </w:p>
     <w:p>
-      <w:r>
+      <w:pPr>
+        <w:spacing w:after="160"/>
+        <w:rPr>
+          <w:color w:val="000000"/>
+        </w:rPr>
+      </w:pPr>
+      <w:r>
+        <w:rPr>
+          <w:color w:val="000000"/>
+        </w:rPr>
         <w:t>10. if/whether</w:t>
       </w:r>
     </w:p>
     <w:p>
       <w:pPr>
         <w:pStyle w:val="Heading1"/>
+        <w:spacing w:before="240"/>
       </w:pPr>
       <w:r>
         <w:t>PHẦN 3</w:t>
       </w:r>
     </w:p>
     <w:p>
-      <w:r>
+      <w:pPr>
+        <w:spacing w:after="160"/>
+        <w:rPr>
+          <w:color w:val="000000"/>
+        </w:rPr>
+      </w:pPr>
+      <w:r>
+        <w:rPr>
+          <w:color w:val="000000"/>
+        </w:rPr>
         <w:t>1. where I lived</w:t>
       </w:r>
     </w:p>
     <w:p>
-      <w:r>
+      <w:pPr>
+        <w:spacing w:after="160"/>
+        <w:rPr>
+          <w:color w:val="000000"/>
+        </w:rPr>
+      </w:pPr>
+      <w:r>
+        <w:rPr>
+          <w:color w:val="000000"/>
+        </w:rPr>
         <w:t>2. if she was busy</w:t>
       </w:r>
     </w:p>
     <w:p>
-      <w:r>
+      <w:pPr>
+        <w:spacing w:after="160"/>
+        <w:rPr>
+          <w:color w:val="000000"/>
+        </w:rPr>
+      </w:pPr>
+      <w:r>
+        <w:rPr>
+          <w:color w:val="000000"/>
+        </w:rPr>
         <w:t>3. why he had left</w:t>
       </w:r>
     </w:p>
     <w:p>
-      <w:r>
+      <w:pPr>
+        <w:spacing w:after="160"/>
+        <w:rPr>
+          <w:color w:val="000000"/>
+        </w:rPr>
+      </w:pPr>
+      <w:r>
+        <w:rPr>
+          <w:color w:val="000000"/>
+        </w:rPr>
         <w:t>4. whether they could come</w:t>
       </w:r>
     </w:p>
     <w:p>
-      <w:r>
+      <w:pPr>
+        <w:spacing w:after="160"/>
+        <w:rPr>
+          <w:color w:val="000000"/>
+        </w:rPr>
+      </w:pPr>
+      <w:r>
+        <w:rPr>
+          <w:color w:val="000000"/>
+        </w:rPr>
+        <w:lastRenderedPageBreak/>
         <w:t>5. when the train would leave</w:t>
       </w:r>
     </w:p>
     <w:p>
-      <w:r>
+      <w:pPr>
+        <w:spacing w:after="160"/>
+        <w:rPr>
+          <w:color w:val="000000"/>
+        </w:rPr>
+      </w:pPr>
+      <w:r>
+        <w:rPr>
+          <w:color w:val="000000"/>
+        </w:rPr>
         <w:t>6. what Lan had bought</w:t>
       </w:r>
     </w:p>
     <w:p>
-      <w:r>
+      <w:pPr>
+        <w:spacing w:after="160"/>
+        <w:rPr>
+          <w:color w:val="000000"/>
+        </w:rPr>
+      </w:pPr>
+      <w:r>
+        <w:rPr>
+          <w:color w:val="000000"/>
+        </w:rPr>
         <w:t>7. how the machine worked</w:t>
       </w:r>
     </w:p>
     <w:p>
-      <w:r>
+      <w:pPr>
+        <w:spacing w:after="160"/>
+        <w:rPr>
+          <w:color w:val="000000"/>
+        </w:rPr>
+      </w:pPr>
+      <w:r>
+        <w:rPr>
+          <w:color w:val="000000"/>
+        </w:rPr>
         <w:t>8. who had called me</w:t>
       </w:r>
     </w:p>
     <w:p>
-      <w:r>
+      <w:pPr>
+        <w:spacing w:after="160"/>
+        <w:rPr>
+          <w:color w:val="000000"/>
+        </w:rPr>
+      </w:pPr>
+      <w:r>
+        <w:rPr>
+          <w:color w:val="000000"/>
+        </w:rPr>
         <w:t>9. where my keys were</w:t>
       </w:r>
     </w:p>
     <w:p>
-      <w:r>
+      <w:pPr>
+        <w:spacing w:after="160"/>
+        <w:rPr>
+          <w:color w:val="000000"/>
+        </w:rPr>
+      </w:pPr>
+      <w:r>
+        <w:rPr>
+          <w:color w:val="000000"/>
+        </w:rPr>
         <w:t>10. if the shop was open</w:t>
       </w:r>
     </w:p>
     <w:p>
       <w:pPr>
         <w:pStyle w:val="Heading1"/>
+        <w:spacing w:before="240"/>
       </w:pPr>
       <w:r>
         <w:t>PHẦN 4</w:t>
       </w:r>
     </w:p>
     <w:p>
-      <w:r>
+      <w:pPr>
+        <w:spacing w:after="160"/>
+        <w:rPr>
+          <w:color w:val="000000"/>
+        </w:rPr>
+      </w:pPr>
+      <w:r>
+        <w:rPr>
+          <w:color w:val="000000"/>
+        </w:rPr>
         <w:t>1. Lan asked me if I was tired.</w:t>
       </w:r>
     </w:p>
     <w:p>
-      <w:r>
+      <w:pPr>
+        <w:spacing w:after="160"/>
+        <w:rPr>
+          <w:color w:val="000000"/>
+        </w:rPr>
+      </w:pPr>
+      <w:r>
+        <w:rPr>
+          <w:color w:val="000000"/>
+        </w:rPr>
         <w:t>2. Nam asked if I worked there.</w:t>
       </w:r>
     </w:p>
     <w:p>
-      <w:r>
+      <w:pPr>
+        <w:spacing w:after="160"/>
+        <w:rPr>
+          <w:color w:val="000000"/>
+        </w:rPr>
+      </w:pPr>
+      <w:r>
+        <w:rPr>
+          <w:color w:val="000000"/>
+        </w:rPr>
         <w:t>3. Mai asked me if I could swim.</w:t>
       </w:r>
     </w:p>
     <w:p>
-      <w:r>
+      <w:pPr>
+        <w:spacing w:after="160"/>
+        <w:rPr>
+          <w:color w:val="000000"/>
+        </w:rPr>
+      </w:pPr>
+      <w:r>
+        <w:rPr>
+          <w:color w:val="000000"/>
+        </w:rPr>
         <w:t>4. Tom asked if Lan would come.</w:t>
       </w:r>
     </w:p>
     <w:p>
-      <w:r>
+      <w:pPr>
+        <w:spacing w:after="160"/>
+        <w:rPr>
+          <w:color w:val="000000"/>
+        </w:rPr>
+      </w:pPr>
+      <w:r>
+        <w:rPr>
+          <w:color w:val="000000"/>
+        </w:rPr>
         <w:t>5. Hoa asked me if I had finished.</w:t>
       </w:r>
     </w:p>
     <w:p>
-      <w:r>
+      <w:pPr>
+        <w:spacing w:after="160"/>
+        <w:rPr>
+          <w:color w:val="000000"/>
+        </w:rPr>
+      </w:pPr>
+      <w:r>
+        <w:rPr>
+          <w:color w:val="000000"/>
+        </w:rPr>
         <w:t>6. The teacher asked if Nam had called.</w:t>
       </w:r>
     </w:p>
     <w:p>
-      <w:r>
+      <w:pPr>
+        <w:spacing w:after="160"/>
+        <w:rPr>
+          <w:color w:val="000000"/>
+        </w:rPr>
+      </w:pPr>
+      <w:r>
+        <w:rPr>
+          <w:color w:val="000000"/>
+        </w:rPr>
         <w:t>7. Lan asked Nam if he was waiting for her.</w:t>
       </w:r>
     </w:p>
     <w:p>
-      <w:r>
+      <w:pPr>
+        <w:spacing w:after="160"/>
+        <w:rPr>
+          <w:color w:val="000000"/>
+        </w:rPr>
+      </w:pPr>
+      <w:r>
+        <w:rPr>
+          <w:color w:val="000000"/>
+        </w:rPr>
         <w:t>8. He asked if the shop was open that day.</w:t>
       </w:r>
     </w:p>
     <w:p>
-      <w:r>
+      <w:pPr>
+        <w:spacing w:after="160"/>
+        <w:rPr>
+          <w:color w:val="000000"/>
+        </w:rPr>
+      </w:pPr>
+      <w:r>
+        <w:rPr>
+          <w:color w:val="000000"/>
+        </w:rPr>
         <w:t>9. They asked me if they might sit there.</w:t>
       </w:r>
     </w:p>
     <w:p>
-      <w:r>
+      <w:pPr>
+        <w:spacing w:after="160"/>
+        <w:rPr>
+          <w:color w:val="000000"/>
+        </w:rPr>
+      </w:pPr>
+      <w:r>
+        <w:rPr>
+          <w:color w:val="000000"/>
+        </w:rPr>
         <w:t>10. Mai asked if the film had been interesting.</w:t>
       </w:r>
     </w:p>
     <w:p>
       <w:pPr>
         <w:pStyle w:val="Heading1"/>
+        <w:spacing w:before="240"/>
       </w:pPr>
       <w:r>
         <w:t>PHẦN 5</w:t>
       </w:r>
     </w:p>
     <w:p>
-      <w:r>
+      <w:pPr>
+        <w:spacing w:after="160"/>
+        <w:rPr>
+          <w:color w:val="000000"/>
+        </w:rPr>
+      </w:pPr>
+      <w:r>
+        <w:rPr>
+          <w:color w:val="000000"/>
+        </w:rPr>
         <w:t>1. Lan asked me where I lived.</w:t>
       </w:r>
     </w:p>
     <w:p>
-      <w:r>
+      <w:pPr>
+        <w:spacing w:after="160"/>
+        <w:rPr>
+          <w:color w:val="000000"/>
+        </w:rPr>
+      </w:pPr>
+      <w:r>
+        <w:rPr>
+          <w:color w:val="000000"/>
+        </w:rPr>
         <w:t>2. Nam asked why Mai was late.</w:t>
       </w:r>
     </w:p>
     <w:p>
-      <w:r>
+      <w:pPr>
+        <w:spacing w:after="160"/>
+        <w:rPr>
+          <w:color w:val="000000"/>
+        </w:rPr>
+      </w:pPr>
+      <w:r>
+        <w:rPr>
+          <w:color w:val="000000"/>
+        </w:rPr>
         <w:t>3. Mai asked me what I was doing.</w:t>
       </w:r>
     </w:p>
     <w:p>
-      <w:r>
+      <w:pPr>
+        <w:spacing w:after="160"/>
+        <w:rPr>
+          <w:color w:val="000000"/>
+        </w:rPr>
+      </w:pPr>
+      <w:r>
+        <w:rPr>
+          <w:color w:val="000000"/>
+        </w:rPr>
         <w:t>4. Tom asked when the train would leave.</w:t>
       </w:r>
     </w:p>
     <w:p>
-      <w:r>
+      <w:pPr>
+        <w:spacing w:after="160"/>
+        <w:rPr>
+          <w:color w:val="000000"/>
+        </w:rPr>
+      </w:pPr>
+      <w:r>
+        <w:rPr>
+          <w:color w:val="000000"/>
+        </w:rPr>
         <w:t>5. Hoa asked how I had solved the problem.</w:t>
       </w:r>
     </w:p>
     <w:p>
-      <w:r>
+      <w:pPr>
+        <w:spacing w:after="160"/>
+        <w:rPr>
+          <w:color w:val="000000"/>
+        </w:rPr>
+      </w:pPr>
+      <w:r>
+        <w:rPr>
+          <w:color w:val="000000"/>
+        </w:rPr>
         <w:t>6. The teacher asked Lan who had helped her.</w:t>
       </w:r>
     </w:p>
     <w:p>
-      <w:r>
+      <w:pPr>
+        <w:spacing w:after="160"/>
+        <w:rPr>
+          <w:color w:val="000000"/>
+        </w:rPr>
+      </w:pPr>
+      <w:r>
+        <w:rPr>
+          <w:color w:val="000000"/>
+        </w:rPr>
         <w:t>7. Nam asked me which book I wanted.</w:t>
       </w:r>
     </w:p>
     <w:p>
-      <w:r>
+      <w:pPr>
+        <w:spacing w:after="160"/>
+        <w:rPr>
+          <w:color w:val="000000"/>
+        </w:rPr>
+      </w:pPr>
+      <w:r>
+        <w:rPr>
+          <w:color w:val="000000"/>
+        </w:rPr>
         <w:t>8. Lan asked whose bag that was.</w:t>
       </w:r>
     </w:p>
     <w:p>
-      <w:r>
+      <w:pPr>
+        <w:spacing w:after="160"/>
+        <w:rPr>
+          <w:color w:val="000000"/>
+        </w:rPr>
+      </w:pPr>
+      <w:r>
+        <w:rPr>
+          <w:color w:val="000000"/>
+        </w:rPr>
         <w:t>9. He asked me how long I had lived there.</w:t>
       </w:r>
     </w:p>
     <w:p>
-      <w:r>
+      <w:pPr>
+        <w:spacing w:after="160"/>
+        <w:rPr>
+          <w:color w:val="000000"/>
+        </w:rPr>
+      </w:pPr>
+      <w:r>
+        <w:rPr>
+          <w:color w:val="000000"/>
+        </w:rPr>
         <w:t>10. They asked what had happened the day before.</w:t>
       </w:r>
     </w:p>
     <w:p>
       <w:pPr>
         <w:pStyle w:val="Heading1"/>
-      </w:pPr>
-      <w:r>
+        <w:spacing w:before="240"/>
+      </w:pPr>
+      <w:r>
+        <w:lastRenderedPageBreak/>
         <w:t>PHẦN 6</w:t>
       </w:r>
     </w:p>
     <w:p>
-      <w:r>
+      <w:pPr>
+        <w:spacing w:after="160"/>
+        <w:rPr>
+          <w:color w:val="000000"/>
+        </w:rPr>
+      </w:pPr>
+      <w:r>
+        <w:rPr>
+          <w:color w:val="000000"/>
+        </w:rPr>
         <w:t>1. Lan asked Nam if he would meet her there the next day.</w:t>
       </w:r>
     </w:p>
     <w:p>
-      <w:r>
+      <w:pPr>
+        <w:spacing w:after="160"/>
+        <w:rPr>
+          <w:color w:val="000000"/>
+        </w:rPr>
+      </w:pPr>
+      <w:r>
+        <w:rPr>
+          <w:color w:val="000000"/>
+        </w:rPr>
         <w:t>2. Nam asked me if I had seen his sister the day before.</w:t>
       </w:r>
     </w:p>
     <w:p>
-      <w:r>
+      <w:pPr>
+        <w:spacing w:after="160"/>
+        <w:rPr>
+          <w:color w:val="000000"/>
+        </w:rPr>
+      </w:pPr>
+      <w:r>
+        <w:rPr>
+          <w:color w:val="000000"/>
+        </w:rPr>
         <w:t>3. Mai asked Lan if she was using her phone then.</w:t>
       </w:r>
     </w:p>
     <w:p>
-      <w:r>
+      <w:pPr>
+        <w:spacing w:after="160"/>
+        <w:rPr>
+          <w:color w:val="000000"/>
+        </w:rPr>
+      </w:pPr>
+      <w:r>
+        <w:rPr>
+          <w:color w:val="000000"/>
+        </w:rPr>
         <w:t>4. Tom asked us if we could finish that work that day.</w:t>
       </w:r>
     </w:p>
     <w:p>
-      <w:r>
+      <w:pPr>
+        <w:spacing w:after="160"/>
+        <w:rPr>
+          <w:color w:val="000000"/>
+        </w:rPr>
+      </w:pPr>
+      <w:r>
+        <w:rPr>
+          <w:color w:val="000000"/>
+        </w:rPr>
         <w:t>5. Hoa asked me if my parents would come the following week.</w:t>
       </w:r>
     </w:p>
     <w:p>
-      <w:r>
+      <w:pPr>
+        <w:spacing w:after="160"/>
+        <w:rPr>
+          <w:color w:val="000000"/>
+        </w:rPr>
+      </w:pPr>
+      <w:r>
+        <w:rPr>
+          <w:color w:val="000000"/>
+        </w:rPr>
         <w:t>6. Lan asked Nam if he had bought those books the month before.</w:t>
       </w:r>
     </w:p>
     <w:p>
-      <w:r>
+      <w:pPr>
+        <w:spacing w:after="160"/>
+        <w:rPr>
+          <w:color w:val="000000"/>
+        </w:rPr>
+      </w:pPr>
+      <w:r>
+        <w:rPr>
+          <w:color w:val="000000"/>
+        </w:rPr>
         <w:t>7. Nam asked me if I was staying there that night.</w:t>
       </w:r>
     </w:p>
     <w:p>
-      <w:r>
+      <w:pPr>
+        <w:spacing w:after="160"/>
+        <w:rPr>
+          <w:color w:val="000000"/>
+        </w:rPr>
+      </w:pPr>
+      <w:r>
+        <w:rPr>
+          <w:color w:val="000000"/>
+        </w:rPr>
         <w:t>8. Mai asked Lan if she had called her that morning.</w:t>
       </w:r>
     </w:p>
     <w:p>
-      <w:r>
+      <w:pPr>
+        <w:spacing w:after="160"/>
+        <w:rPr>
+          <w:color w:val="000000"/>
+        </w:rPr>
+      </w:pPr>
+      <w:r>
+        <w:rPr>
+          <w:color w:val="000000"/>
+        </w:rPr>
         <w:t>9. He asked us if we would return there two days later.</w:t>
       </w:r>
     </w:p>
     <w:p>
-      <w:r>
+      <w:pPr>
+        <w:spacing w:after="160"/>
+        <w:rPr>
+          <w:color w:val="000000"/>
+        </w:rPr>
+      </w:pPr>
+      <w:r>
+        <w:rPr>
+          <w:color w:val="000000"/>
+        </w:rPr>
         <w:t>10. They asked me if I had started that job two years before.</w:t>
       </w:r>
     </w:p>
     <w:p>
       <w:pPr>
         <w:pStyle w:val="Heading1"/>
+        <w:spacing w:before="240"/>
       </w:pPr>
       <w:r>
         <w:t>PHẦN 7</w:t>
       </w:r>
     </w:p>
     <w:p>
-      <w:r>
+      <w:pPr>
+        <w:spacing w:after="160"/>
+        <w:rPr>
+          <w:color w:val="000000"/>
+        </w:rPr>
+      </w:pPr>
+      <w:r>
+        <w:rPr>
+          <w:color w:val="000000"/>
+        </w:rPr>
         <w:t>1. She wanted to know if I was ready.</w:t>
       </w:r>
     </w:p>
     <w:p>
-      <w:r>
+      <w:pPr>
+        <w:spacing w:after="160"/>
+        <w:rPr>
+          <w:color w:val="000000"/>
+        </w:rPr>
+      </w:pPr>
+      <w:r>
+        <w:rPr>
+          <w:color w:val="000000"/>
+        </w:rPr>
         <w:t>2. He wanted to know where Lan lived.</w:t>
       </w:r>
     </w:p>
     <w:p>
-      <w:r>
+      <w:pPr>
+        <w:spacing w:after="160"/>
+        <w:rPr>
+          <w:color w:val="000000"/>
+        </w:rPr>
+      </w:pPr>
+      <w:r>
+        <w:rPr>
+          <w:color w:val="000000"/>
+        </w:rPr>
         <w:t>3. I wondered why she had left.</w:t>
       </w:r>
     </w:p>
     <w:p>
-      <w:r>
+      <w:pPr>
+        <w:spacing w:after="160"/>
+        <w:rPr>
+          <w:color w:val="000000"/>
+        </w:rPr>
+      </w:pPr>
+      <w:r>
+        <w:rPr>
+          <w:color w:val="000000"/>
+        </w:rPr>
         <w:t>4. Nam wanted to know whether the shop was open.</w:t>
       </w:r>
     </w:p>
     <w:p>
-      <w:r>
+      <w:pPr>
+        <w:spacing w:after="160"/>
+        <w:rPr>
+          <w:color w:val="000000"/>
+        </w:rPr>
+      </w:pPr>
+      <w:r>
+        <w:rPr>
+          <w:color w:val="000000"/>
+        </w:rPr>
         <w:t>5. Mai wondered when the train would arrive.</w:t>
       </w:r>
     </w:p>
     <w:p>
-      <w:r>
+      <w:pPr>
+        <w:spacing w:after="160"/>
+        <w:rPr>
+          <w:color w:val="000000"/>
+        </w:rPr>
+      </w:pPr>
+      <w:r>
+        <w:rPr>
+          <w:color w:val="000000"/>
+        </w:rPr>
         <w:t>6. They wanted to know if we could help.</w:t>
       </w:r>
     </w:p>
     <w:p>
-      <w:r>
+      <w:pPr>
+        <w:spacing w:after="160"/>
+        <w:rPr>
+          <w:color w:val="000000"/>
+        </w:rPr>
+      </w:pPr>
+      <w:r>
+        <w:rPr>
+          <w:color w:val="000000"/>
+        </w:rPr>
         <w:t>7. I wondered who had sent the message.</w:t>
       </w:r>
     </w:p>
     <w:p>
-      <w:r>
+      <w:pPr>
+        <w:spacing w:after="160"/>
+        <w:rPr>
+          <w:color w:val="000000"/>
+        </w:rPr>
+      </w:pPr>
+      <w:r>
+        <w:rPr>
+          <w:color w:val="000000"/>
+        </w:rPr>
         <w:t>8. Lan wanted to know how much the bag cost.</w:t>
       </w:r>
     </w:p>
     <w:p>
-      <w:r>
+      <w:pPr>
+        <w:spacing w:after="160"/>
+        <w:rPr>
+          <w:color w:val="000000"/>
+        </w:rPr>
+      </w:pPr>
+      <w:r>
+        <w:rPr>
+          <w:color w:val="000000"/>
+        </w:rPr>
         <w:t>9. He wondered whether it would rain.</w:t>
       </w:r>
     </w:p>
     <w:p>
-      <w:r>
+      <w:pPr>
+        <w:spacing w:after="160"/>
+        <w:rPr>
+          <w:color w:val="000000"/>
+        </w:rPr>
+      </w:pPr>
+      <w:r>
+        <w:rPr>
+          <w:color w:val="000000"/>
+        </w:rPr>
         <w:t>10. She wanted to know what I had bought.</w:t>
       </w:r>
     </w:p>
     <w:p>
       <w:pPr>
         <w:pStyle w:val="Heading1"/>
+        <w:spacing w:before="240"/>
       </w:pPr>
       <w:r>
         <w:t>PHẦN 8</w:t>
       </w:r>
     </w:p>
     <w:p>
-      <w:r>
+      <w:pPr>
+        <w:spacing w:after="160"/>
+        <w:rPr>
+          <w:color w:val="000000"/>
+        </w:rPr>
+      </w:pPr>
+      <w:r>
+        <w:rPr>
+          <w:color w:val="000000"/>
+        </w:rPr>
         <w:t>1. He asked where I was.</w:t>
       </w:r>
     </w:p>
     <w:p>
-      <w:r>
+      <w:pPr>
+        <w:spacing w:after="160"/>
+        <w:rPr>
+          <w:color w:val="000000"/>
+        </w:rPr>
+      </w:pPr>
+      <w:r>
+        <w:rPr>
+          <w:color w:val="000000"/>
+        </w:rPr>
         <w:t>2. She asked if I worked there.</w:t>
       </w:r>
     </w:p>
     <w:p>
-      <w:r>
+      <w:pPr>
+        <w:spacing w:after="160"/>
+        <w:rPr>
+          <w:color w:val="000000"/>
+        </w:rPr>
+      </w:pPr>
+      <w:r>
+        <w:rPr>
+          <w:color w:val="000000"/>
+        </w:rPr>
         <w:t>3. He asked where I lived.</w:t>
       </w:r>
     </w:p>
     <w:p>
-      <w:r>
+      <w:pPr>
+        <w:spacing w:after="160"/>
+        <w:rPr>
+          <w:color w:val="000000"/>
+        </w:rPr>
+      </w:pPr>
+      <w:r>
+        <w:rPr>
+          <w:color w:val="000000"/>
+        </w:rPr>
         <w:t>4. Lan asked me why I was late.</w:t>
       </w:r>
     </w:p>
     <w:p>
-      <w:r>
+      <w:pPr>
+        <w:spacing w:after="160"/>
+        <w:rPr>
+          <w:color w:val="000000"/>
+        </w:rPr>
+      </w:pPr>
+      <w:r>
+        <w:rPr>
+          <w:color w:val="000000"/>
+        </w:rPr>
         <w:t>5. She asked what I had bought.</w:t>
       </w:r>
     </w:p>
     <w:p>
-      <w:r>
+      <w:pPr>
+        <w:spacing w:after="160"/>
+        <w:rPr>
+          <w:color w:val="000000"/>
+        </w:rPr>
+      </w:pPr>
+      <w:r>
+        <w:rPr>
+          <w:color w:val="000000"/>
+        </w:rPr>
         <w:t>6. He asked me if I was ready.</w:t>
       </w:r>
     </w:p>
     <w:p>
-      <w:r>
+      <w:pPr>
+        <w:spacing w:after="160"/>
+        <w:rPr>
+          <w:color w:val="000000"/>
+        </w:rPr>
+      </w:pPr>
+      <w:r>
+        <w:rPr>
+          <w:color w:val="000000"/>
+        </w:rPr>
+        <w:lastRenderedPageBreak/>
         <w:t>7. Nam asked when the train would leave.</w:t>
       </w:r>
     </w:p>
     <w:p>
-      <w:r>
+      <w:pPr>
+        <w:spacing w:after="160"/>
+        <w:rPr>
+          <w:color w:val="000000"/>
+        </w:rPr>
+      </w:pPr>
+      <w:r>
+        <w:rPr>
+          <w:color w:val="000000"/>
+        </w:rPr>
         <w:t>8. Mai asked if I could swim.</w:t>
       </w:r>
     </w:p>
     <w:p>
-      <w:r>
+      <w:pPr>
+        <w:spacing w:after="160"/>
+        <w:rPr>
+          <w:color w:val="000000"/>
+        </w:rPr>
+      </w:pPr>
+      <w:r>
+        <w:rPr>
+          <w:color w:val="000000"/>
+        </w:rPr>
         <w:t>9. She asked who had called me.</w:t>
       </w:r>
     </w:p>
     <w:p>
-      <w:r>
+      <w:pPr>
+        <w:spacing w:after="160"/>
+        <w:rPr>
+          <w:color w:val="000000"/>
+        </w:rPr>
+      </w:pPr>
+      <w:r>
+        <w:rPr>
+          <w:color w:val="000000"/>
+        </w:rPr>
         <w:t>10. He asked me whether the shop was open.</w:t>
       </w:r>
     </w:p>
     <w:p>
       <w:pPr>
         <w:pStyle w:val="Heading1"/>
+        <w:spacing w:before="240"/>
       </w:pPr>
       <w:r>
         <w:t>PHẦN 9</w:t>
       </w:r>
     </w:p>
     <w:p>
-      <w:r>
+      <w:pPr>
+        <w:spacing w:after="160"/>
+        <w:rPr>
+          <w:color w:val="000000"/>
+        </w:rPr>
+      </w:pPr>
+      <w:r>
+        <w:rPr>
+          <w:color w:val="000000"/>
+        </w:rPr>
         <w:t>1. The receptionist.</w:t>
       </w:r>
     </w:p>
     <w:p>
-      <w:r>
+      <w:pPr>
+        <w:spacing w:after="160"/>
+        <w:rPr>
+          <w:color w:val="000000"/>
+        </w:rPr>
+      </w:pPr>
+      <w:r>
+        <w:rPr>
+          <w:color w:val="000000"/>
+        </w:rPr>
         <w:t>2. Whether breakfast was included.</w:t>
       </w:r>
     </w:p>
     <w:p>
-      <w:r>
+      <w:pPr>
+        <w:spacing w:after="160"/>
+        <w:rPr>
+          <w:color w:val="000000"/>
+        </w:rPr>
+      </w:pPr>
+      <w:r>
+        <w:rPr>
+          <w:color w:val="000000"/>
+        </w:rPr>
         <w:t>3. What time breakfast started.</w:t>
       </w:r>
     </w:p>
     <w:p>
-      <w:r>
+      <w:pPr>
+        <w:spacing w:after="160"/>
+        <w:rPr>
+          <w:color w:val="000000"/>
+        </w:rPr>
+      </w:pPr>
+      <w:r>
+        <w:rPr>
+          <w:color w:val="000000"/>
+        </w:rPr>
         <w:t>4. The dining room.</w:t>
       </w:r>
     </w:p>
     <w:p>
-      <w:r>
+      <w:pPr>
+        <w:spacing w:after="160"/>
+        <w:rPr>
+          <w:color w:val="000000"/>
+        </w:rPr>
+      </w:pPr>
+      <w:r>
+        <w:rPr>
+          <w:color w:val="000000"/>
+        </w:rPr>
         <w:t>5. Her bag.</w:t>
       </w:r>
     </w:p>
     <w:p>
-      <w:r>
+      <w:pPr>
+        <w:spacing w:after="160"/>
+        <w:rPr>
+          <w:color w:val="000000"/>
+        </w:rPr>
+      </w:pPr>
+      <w:r>
+        <w:rPr>
+          <w:color w:val="000000"/>
+        </w:rPr>
         <w:t>6. The next day.</w:t>
       </w:r>
     </w:p>
     <w:p>
-      <w:r>
+      <w:pPr>
+        <w:spacing w:after="160"/>
+        <w:rPr>
+          <w:color w:val="000000"/>
+        </w:rPr>
+      </w:pPr>
+      <w:r>
+        <w:rPr>
+          <w:color w:val="000000"/>
+        </w:rPr>
         <w:t>7. There.</w:t>
       </w:r>
     </w:p>
     <w:p>
-      <w:r>
+      <w:pPr>
+        <w:spacing w:after="160"/>
+        <w:rPr>
+          <w:color w:val="000000"/>
+        </w:rPr>
+      </w:pPr>
+      <w:r>
+        <w:rPr>
+          <w:color w:val="000000"/>
+        </w:rPr>
         <w:t>8. The next day.</w:t>
       </w:r>
     </w:p>
     <w:p>
-      <w:r>
+      <w:pPr>
+        <w:spacing w:after="160"/>
+        <w:rPr>
+          <w:color w:val="000000"/>
+        </w:rPr>
+      </w:pPr>
+      <w:r>
+        <w:rPr>
+          <w:color w:val="000000"/>
+        </w:rPr>
         <w:t>9. Yes, she did.</w:t>
       </w:r>
     </w:p>
     <w:p>
-      <w:r>
+      <w:pPr>
+        <w:spacing w:after="160"/>
+        <w:rPr>
+          <w:color w:val="000000"/>
+        </w:rPr>
+      </w:pPr>
+      <w:r>
+        <w:rPr>
+          <w:color w:val="000000"/>
+        </w:rPr>
         <w:t>10. How far the hotel was from the station.</w:t>
       </w:r>
     </w:p>
     <w:p>
       <w:pPr>
         <w:pStyle w:val="Heading1"/>
+        <w:spacing w:before="240"/>
       </w:pPr>
       <w:r>
         <w:t>PHẦN 10</w:t>
       </w:r>
     </w:p>
     <w:p>
-      <w:r>
+      <w:pPr>
+        <w:spacing w:after="160"/>
+        <w:rPr>
+          <w:color w:val="000000"/>
+        </w:rPr>
+      </w:pPr>
+      <w:r>
+        <w:rPr>
+          <w:color w:val="000000"/>
+        </w:rPr>
         <w:t>1. Lan asked me if I was busy.</w:t>
       </w:r>
     </w:p>
     <w:p>
-      <w:r>
+      <w:pPr>
+        <w:spacing w:after="160"/>
+        <w:rPr>
+          <w:color w:val="000000"/>
+        </w:rPr>
+      </w:pPr>
+      <w:r>
+        <w:rPr>
+          <w:color w:val="000000"/>
+        </w:rPr>
         <w:t>2. Nam asked me where I worked.</w:t>
       </w:r>
     </w:p>
     <w:p>
-      <w:r>
+      <w:pPr>
+        <w:spacing w:after="160"/>
+        <w:rPr>
+          <w:color w:val="000000"/>
+        </w:rPr>
+      </w:pPr>
+      <w:r>
+        <w:rPr>
+          <w:color w:val="000000"/>
+        </w:rPr>
         <w:t>3. He asked if Mai could swim.</w:t>
       </w:r>
     </w:p>
     <w:p>
-      <w:r>
+      <w:pPr>
+        <w:spacing w:after="160"/>
+        <w:rPr>
+          <w:color w:val="000000"/>
+        </w:rPr>
+      </w:pPr>
+      <w:r>
+        <w:rPr>
+          <w:color w:val="000000"/>
+        </w:rPr>
         <w:t>4. She asked when they would arrive.</w:t>
       </w:r>
     </w:p>
     <w:p>
-      <w:r>
+      <w:pPr>
+        <w:spacing w:after="160"/>
+        <w:rPr>
+          <w:color w:val="000000"/>
+        </w:rPr>
+      </w:pPr>
+      <w:r>
+        <w:rPr>
+          <w:color w:val="000000"/>
+        </w:rPr>
         <w:t>5. The teacher asked Lan if she had finished.</w:t>
       </w:r>
     </w:p>
     <w:p>
-      <w:r>
+      <w:pPr>
+        <w:spacing w:after="160"/>
+        <w:rPr>
+          <w:color w:val="000000"/>
+        </w:rPr>
+      </w:pPr>
+      <w:r>
+        <w:rPr>
+          <w:color w:val="000000"/>
+        </w:rPr>
         <w:t>6. Mai asked why Nam had left.</w:t>
       </w:r>
     </w:p>
     <w:p>
-      <w:r>
+      <w:pPr>
+        <w:spacing w:after="160"/>
+        <w:rPr>
+          <w:color w:val="000000"/>
+        </w:rPr>
+      </w:pPr>
+      <w:r>
+        <w:rPr>
+          <w:color w:val="000000"/>
+        </w:rPr>
         <w:t>7. Lan asked me who had called me.</w:t>
       </w:r>
     </w:p>
     <w:p>
-      <w:r>
+      <w:pPr>
+        <w:spacing w:after="160"/>
+        <w:rPr>
+          <w:color w:val="000000"/>
+        </w:rPr>
+      </w:pPr>
+      <w:r>
+        <w:rPr>
+          <w:color w:val="000000"/>
+        </w:rPr>
         <w:t>8. Nam asked Lan if she would meet him there the next day.</w:t>
       </w:r>
     </w:p>
     <w:p>
-      <w:r>
+      <w:pPr>
+        <w:spacing w:after="160"/>
+        <w:rPr>
+          <w:color w:val="000000"/>
+        </w:rPr>
+      </w:pPr>
+      <w:r>
+        <w:rPr>
+          <w:color w:val="000000"/>
+        </w:rPr>
         <w:t>9. I asked how much that cost.</w:t>
       </w:r>
     </w:p>
     <w:p>
-      <w:r>
+      <w:pPr>
+        <w:spacing w:after="160"/>
+        <w:rPr>
+          <w:color w:val="000000"/>
+        </w:rPr>
+      </w:pPr>
+      <w:r>
+        <w:rPr>
+          <w:color w:val="000000"/>
+        </w:rPr>
         <w:t>10. The child asked if the Earth is round.</w:t>
       </w:r>
     </w:p>
-    <w:p/>
+    <w:p>
+      <w:pPr>
+        <w:rPr>
+          <w:color w:val="000000"/>
+        </w:rPr>
+      </w:pPr>
+    </w:p>
     <w:sectPr>
       <w:pgSz w:w="12240" w:h="15840"/>
       <w:pgMar w:top="850" w:right="1134" w:bottom="850" w:left="1134" w:header="720" w:footer="720" w:gutter="0"/>
